--- a/1952.10/1952年10月31日，在视察平原省时的谈话__LLM初注.docx
+++ b/1952.10/1952年10月31日，在视察平原省时的谈话__LLM初注.docx
@@ -41,11 +41,20 @@
       <w:r>
         <w:rPr>
           <w:rStyle w:val="FootnoteReference"/>
-        </w:rPr>
+          <w:vertAlign w:val="superscript"/>
+        </w:rPr>
+        <w:t>[</w:t>
         <w:footnoteReference w:id="4"/>
-      </w:r>
-      <w:r>
-        <w:rPr/>
+        <w:t>]</w:t>
+      </w:r>
+      <w:r>
+        <w:rPr>
+          <w:rFonts w:hint="eastAsia" w:ascii="黑体" w:hAnsi="黑体" w:eastAsia="黑体" w:cs="黑体"/>
+          <w:sz w:val="44"/>
+          <w:szCs w:val="44"/>
+          <w:vertAlign w:val="baseline"/>
+          <w:lang w:val="en-US" w:eastAsia="zh-CN"/>
+        </w:rPr>
         <w:t xml:space="preserve">时的谈话</w:t>
       </w:r>
       <w:bookmarkEnd w:id="0"/>
@@ -61,13 +70,16 @@
       </w:r>
       <w:r>
         <w:rPr>
+          <w:rStyle w:val="FootnoteReference"/>
           <w:rFonts w:hint="eastAsia" w:ascii="仿宋" w:hAnsi="仿宋" w:eastAsia="仿宋" w:cs="仿宋"/>
           <w:sz w:val="36"/>
           <w:szCs w:val="36"/>
           <w:vertAlign w:val="superscript"/>
           <w:lang w:val="en-US" w:eastAsia="zh-CN"/>
         </w:rPr>
+        <w:t>[</w:t>
         <w:footnoteReference w:id="0"/>
+        <w:t>]</w:t>
       </w:r>
       <w:r>
         <w:rPr>
@@ -160,21 +172,35 @@
       <w:r>
         <w:rPr>
           <w:rStyle w:val="FootnoteReference"/>
-        </w:rPr>
+          <w:vertAlign w:val="superscript"/>
+        </w:rPr>
+        <w:t>[</w:t>
         <w:footnoteReference w:id="5"/>
-      </w:r>
-      <w:r>
-        <w:rPr/>
+        <w:t>]</w:t>
+      </w:r>
+      <w:r>
+        <w:rPr>
+          <w:rFonts w:hint="eastAsia" w:ascii="仿宋" w:hAnsi="仿宋" w:eastAsia="仿宋"/>
+          <w:sz w:val="32"/>
+          <w:szCs w:val="32"/>
+        </w:rPr>
         <w:t>、省长晁哲甫</w:t>
       </w:r>
       <w:r>
         <w:rPr>
           <w:rStyle w:val="FootnoteReference"/>
-        </w:rPr>
+          <w:vertAlign w:val="superscript"/>
+        </w:rPr>
+        <w:t>[</w:t>
         <w:footnoteReference w:id="6"/>
-      </w:r>
-      <w:r>
-        <w:rPr/>
+        <w:t>]</w:t>
+      </w:r>
+      <w:r>
+        <w:rPr>
+          <w:rFonts w:hint="eastAsia" w:ascii="仿宋" w:hAnsi="仿宋" w:eastAsia="仿宋"/>
+          <w:sz w:val="32"/>
+          <w:szCs w:val="32"/>
+        </w:rPr>
         <w:t xml:space="preserve">、省军区司令员刘致远，早已从省会新乡市赶来等候。</w:t>
       </w:r>
       <w:r>
@@ -222,11 +248,18 @@
       <w:r>
         <w:rPr>
           <w:rStyle w:val="FootnoteReference"/>
-        </w:rPr>
+          <w:vertAlign w:val="superscript"/>
+        </w:rPr>
+        <w:t>[</w:t>
         <w:footnoteReference w:id="10"/>
-      </w:r>
-      <w:r>
-        <w:rPr/>
+        <w:t>]</w:t>
+      </w:r>
+      <w:r>
+        <w:rPr>
+          <w:rFonts w:hint="eastAsia" w:ascii="仿宋" w:hAnsi="仿宋" w:eastAsia="仿宋"/>
+          <w:sz w:val="32"/>
+          <w:szCs w:val="32"/>
+        </w:rPr>
         <w:t xml:space="preserve">，身体有些累，请你们上车吧。”</w:t>
       </w:r>
     </w:p>
@@ -735,11 +768,18 @@
       <w:r>
         <w:rPr>
           <w:rStyle w:val="FootnoteReference"/>
-        </w:rPr>
+          <w:vertAlign w:val="superscript"/>
+        </w:rPr>
+        <w:t>[</w:t>
         <w:footnoteReference w:id="8"/>
-      </w:r>
-      <w:r>
-        <w:rPr/>
+        <w:t>]</w:t>
+      </w:r>
+      <w:r>
+        <w:rPr>
+          <w:rFonts w:hint="eastAsia" w:ascii="仿宋" w:hAnsi="仿宋" w:eastAsia="仿宋"/>
+          <w:sz w:val="32"/>
+          <w:szCs w:val="32"/>
+        </w:rPr>
         <w:t xml:space="preserve">’工程搞得不错，这次想专门看看，听听。”</w:t>
       </w:r>
     </w:p>
@@ -812,11 +852,18 @@
       <w:r>
         <w:rPr>
           <w:rStyle w:val="FootnoteReference"/>
-        </w:rPr>
+          <w:vertAlign w:val="superscript"/>
+        </w:rPr>
+        <w:t>[</w:t>
         <w:footnoteReference w:id="7"/>
-      </w:r>
-      <w:r>
-        <w:rPr/>
+        <w:t>]</w:t>
+      </w:r>
+      <w:r>
+        <w:rPr>
+          <w:rFonts w:hint="eastAsia" w:ascii="仿宋" w:hAnsi="仿宋" w:eastAsia="仿宋"/>
+          <w:sz w:val="32"/>
+          <w:szCs w:val="32"/>
+        </w:rPr>
         <w:t xml:space="preserve">的水利建设工程。”</w:t>
       </w:r>
     </w:p>
@@ -1230,11 +1277,18 @@
       <w:r>
         <w:rPr>
           <w:rStyle w:val="FootnoteReference"/>
-        </w:rPr>
+          <w:vertAlign w:val="superscript"/>
+        </w:rPr>
+        <w:t>[</w:t>
         <w:footnoteReference w:id="9"/>
-      </w:r>
-      <w:r>
-        <w:rPr/>
+        <w:t>]</w:t>
+      </w:r>
+      <w:r>
+        <w:rPr>
+          <w:rFonts w:hint="eastAsia" w:ascii="仿宋" w:hAnsi="仿宋" w:eastAsia="仿宋"/>
+          <w:sz w:val="32"/>
+          <w:szCs w:val="32"/>
+        </w:rPr>
         <w:t xml:space="preserve">以东</w:t>
       </w:r>
       <w:r>
@@ -2209,21 +2263,35 @@
       <w:r>
         <w:rPr>
           <w:rStyle w:val="FootnoteReference"/>
-        </w:rPr>
+          <w:vertAlign w:val="superscript"/>
+        </w:rPr>
+        <w:t>[</w:t>
         <w:footnoteReference w:id="11"/>
-      </w:r>
-      <w:r>
-        <w:rPr/>
+        <w:t>]</w:t>
+      </w:r>
+      <w:r>
+        <w:rPr>
+          <w:rFonts w:hint="eastAsia" w:ascii="仿宋" w:hAnsi="仿宋" w:eastAsia="仿宋"/>
+          <w:sz w:val="32"/>
+          <w:szCs w:val="32"/>
+        </w:rPr>
         <w:t>，以及司马懿如何与诸葛亮</w:t>
       </w:r>
       <w:r>
         <w:rPr>
           <w:rStyle w:val="FootnoteReference"/>
-        </w:rPr>
+          <w:vertAlign w:val="superscript"/>
+        </w:rPr>
+        <w:t>[</w:t>
         <w:footnoteReference w:id="12"/>
-      </w:r>
-      <w:r>
-        <w:rPr/>
+        <w:t>]</w:t>
+      </w:r>
+      <w:r>
+        <w:rPr>
+          <w:rFonts w:hint="eastAsia" w:ascii="仿宋" w:hAnsi="仿宋" w:eastAsia="仿宋"/>
+          <w:sz w:val="32"/>
+          <w:szCs w:val="32"/>
+        </w:rPr>
         <w:t xml:space="preserve">打仗；又说豫北是个出人才的地方。</w:t>
       </w:r>
     </w:p>

--- a/1952.10/1952年10月31日，在视察平原省时的谈话__LLM初注.docx
+++ b/1952.10/1952年10月31日，在视察平原省时的谈话__LLM初注.docx
@@ -43,9 +43,16 @@
           <w:rStyle w:val="FootnoteReference"/>
           <w:vertAlign w:val="superscript"/>
         </w:rPr>
-        <w:t>[</w:t>
+        <w:t>[1]</w:t>
+      </w:r>
+      <w:r>
+        <w:rPr>
+          <w:rStyle w:val="FootnoteReference"/>
+          <w:vertAlign w:val="superscript"/>
+          <w:vanish/>
+          <w:specVanish/>
+        </w:rPr>
         <w:footnoteReference w:id="4"/>
-        <w:t>]</w:t>
       </w:r>
       <w:r>
         <w:rPr>
@@ -60,36 +67,19 @@
       <w:bookmarkEnd w:id="0"/>
       <w:r>
         <w:rPr>
-          <w:rFonts w:hint="eastAsia" w:ascii="仿宋" w:hAnsi="仿宋" w:eastAsia="仿宋" w:cs="仿宋"/>
-          <w:sz w:val="36"/>
-          <w:szCs w:val="36"/>
+          <w:rStyle w:val="FootnoteReference"/>
           <w:vertAlign w:val="superscript"/>
-          <w:lang w:val="en-US" w:eastAsia="zh-CN"/>
-        </w:rPr>
-        <w:t>[</w:t>
+        </w:rPr>
+        <w:t>[2]</w:t>
       </w:r>
       <w:r>
         <w:rPr>
           <w:rStyle w:val="FootnoteReference"/>
-          <w:rFonts w:hint="eastAsia" w:ascii="仿宋" w:hAnsi="仿宋" w:eastAsia="仿宋" w:cs="仿宋"/>
-          <w:sz w:val="36"/>
-          <w:szCs w:val="36"/>
           <w:vertAlign w:val="superscript"/>
-          <w:lang w:val="en-US" w:eastAsia="zh-CN"/>
-        </w:rPr>
-        <w:t>[</w:t>
+          <w:vanish/>
+          <w:specVanish/>
+        </w:rPr>
         <w:footnoteReference w:id="0"/>
-        <w:t>]</w:t>
-      </w:r>
-      <w:r>
-        <w:rPr>
-          <w:rFonts w:hint="eastAsia" w:ascii="仿宋" w:hAnsi="仿宋" w:eastAsia="仿宋" w:cs="仿宋"/>
-          <w:sz w:val="36"/>
-          <w:szCs w:val="36"/>
-          <w:vertAlign w:val="superscript"/>
-          <w:lang w:val="en-US" w:eastAsia="zh-CN"/>
-        </w:rPr>
-        <w:t>]</w:t>
       </w:r>
     </w:p>
     <w:p>
@@ -174,85 +164,106 @@
           <w:rStyle w:val="FootnoteReference"/>
           <w:vertAlign w:val="superscript"/>
         </w:rPr>
-        <w:t>[</w:t>
-        <w:footnoteReference w:id="5"/>
-        <w:t>]</w:t>
-      </w:r>
-      <w:r>
-        <w:rPr>
-          <w:rFonts w:hint="eastAsia" w:ascii="仿宋" w:hAnsi="仿宋" w:eastAsia="仿宋"/>
-          <w:sz w:val="32"/>
-          <w:szCs w:val="32"/>
-        </w:rPr>
-        <w:t>、省长晁哲甫</w:t>
+        <w:t>[3]</w:t>
       </w:r>
       <w:r>
         <w:rPr>
           <w:rStyle w:val="FootnoteReference"/>
           <w:vertAlign w:val="superscript"/>
-        </w:rPr>
-        <w:t>[</w:t>
-        <w:footnoteReference w:id="6"/>
-        <w:t>]</w:t>
-      </w:r>
-      <w:r>
-        <w:rPr>
-          <w:rFonts w:hint="eastAsia" w:ascii="仿宋" w:hAnsi="仿宋" w:eastAsia="仿宋"/>
-          <w:sz w:val="32"/>
-          <w:szCs w:val="32"/>
-        </w:rPr>
-        <w:t xml:space="preserve">、省军区司令员刘致远，早已从省会新乡市赶来等候。</w:t>
-      </w:r>
-      <w:r>
-        <w:rPr>
-          <w:rFonts w:hint="eastAsia" w:ascii="仿宋" w:hAnsi="仿宋" w:eastAsia="仿宋"/>
-          <w:sz w:val="32"/>
-          <w:szCs w:val="32"/>
-          <w:lang w:eastAsia="zh-CN"/>
-        </w:rPr>
-        <w:t>）</w:t>
-      </w:r>
-    </w:p>
-    <w:p>
-      <w:pPr>
-        <w:keepNext w:val="0"/>
-        <w:keepLines w:val="0"/>
-        <w:pageBreakBefore w:val="0"/>
-        <w:widowControl w:val="0"/>
-        <w:kinsoku/>
-        <w:wordWrap/>
-        <w:overflowPunct/>
-        <w:topLinePunct w:val="0"/>
-        <w:autoSpaceDE/>
-        <w:autoSpaceDN/>
-        <w:bidi w:val="0"/>
-        <w:adjustRightInd/>
-        <w:snapToGrid/>
-        <w:spacing w:line="580" w:lineRule="exact"/>
-        <w:ind w:firstLine="646"/>
-        <w:textAlignment w:val="auto"/>
-        <w:rPr>
-          <w:rFonts w:hint="eastAsia" w:ascii="仿宋" w:hAnsi="仿宋" w:eastAsia="仿宋"/>
-          <w:sz w:val="32"/>
-          <w:szCs w:val="32"/>
-        </w:rPr>
-      </w:pPr>
-      <w:r>
-        <w:rPr>
-          <w:rFonts w:hint="eastAsia" w:ascii="仿宋" w:hAnsi="仿宋" w:eastAsia="仿宋"/>
-          <w:sz w:val="32"/>
-          <w:szCs w:val="32"/>
-        </w:rPr>
-        <w:t>罗瑞卿：“主席刚登过邙山</w:t>
+          <w:vanish/>
+          <w:specVanish/>
+        </w:rPr>
+        <w:footnoteReference w:id="5"/>
+      </w:r>
+      <w:r>
+        <w:rPr>
+          <w:rFonts w:hint="eastAsia" w:ascii="仿宋" w:hAnsi="仿宋" w:eastAsia="仿宋"/>
+          <w:sz w:val="32"/>
+          <w:szCs w:val="32"/>
+        </w:rPr>
+        <w:t>、省长晁哲甫</w:t>
       </w:r>
       <w:r>
         <w:rPr>
           <w:rStyle w:val="FootnoteReference"/>
           <w:vertAlign w:val="superscript"/>
         </w:rPr>
-        <w:t>[</w:t>
+        <w:t>[4]</w:t>
+      </w:r>
+      <w:r>
+        <w:rPr>
+          <w:rStyle w:val="FootnoteReference"/>
+          <w:vertAlign w:val="superscript"/>
+          <w:vanish/>
+          <w:specVanish/>
+        </w:rPr>
+        <w:footnoteReference w:id="6"/>
+      </w:r>
+      <w:r>
+        <w:rPr>
+          <w:rFonts w:hint="eastAsia" w:ascii="仿宋" w:hAnsi="仿宋" w:eastAsia="仿宋"/>
+          <w:sz w:val="32"/>
+          <w:szCs w:val="32"/>
+        </w:rPr>
+        <w:t xml:space="preserve">、省军区司令员刘致远，早已从省会新乡市赶来等候。</w:t>
+      </w:r>
+      <w:r>
+        <w:rPr>
+          <w:rFonts w:hint="eastAsia" w:ascii="仿宋" w:hAnsi="仿宋" w:eastAsia="仿宋"/>
+          <w:sz w:val="32"/>
+          <w:szCs w:val="32"/>
+          <w:lang w:eastAsia="zh-CN"/>
+        </w:rPr>
+        <w:t>）</w:t>
+      </w:r>
+    </w:p>
+    <w:p>
+      <w:pPr>
+        <w:keepNext w:val="0"/>
+        <w:keepLines w:val="0"/>
+        <w:pageBreakBefore w:val="0"/>
+        <w:widowControl w:val="0"/>
+        <w:kinsoku/>
+        <w:wordWrap/>
+        <w:overflowPunct/>
+        <w:topLinePunct w:val="0"/>
+        <w:autoSpaceDE/>
+        <w:autoSpaceDN/>
+        <w:bidi w:val="0"/>
+        <w:adjustRightInd/>
+        <w:snapToGrid/>
+        <w:spacing w:line="580" w:lineRule="exact"/>
+        <w:ind w:firstLine="646"/>
+        <w:textAlignment w:val="auto"/>
+        <w:rPr>
+          <w:rFonts w:hint="eastAsia" w:ascii="仿宋" w:hAnsi="仿宋" w:eastAsia="仿宋"/>
+          <w:sz w:val="32"/>
+          <w:szCs w:val="32"/>
+        </w:rPr>
+      </w:pPr>
+      <w:r>
+        <w:rPr>
+          <w:rFonts w:hint="eastAsia" w:ascii="仿宋" w:hAnsi="仿宋" w:eastAsia="仿宋"/>
+          <w:sz w:val="32"/>
+          <w:szCs w:val="32"/>
+        </w:rPr>
+        <w:t>罗瑞卿：“主席刚登过邙山</w:t>
+      </w:r>
+      <w:r>
+        <w:rPr>
+          <w:rStyle w:val="FootnoteReference"/>
+          <w:vertAlign w:val="superscript"/>
+        </w:rPr>
+        <w:t>[5]</w:t>
+      </w:r>
+      <w:r>
+        <w:rPr>
+          <w:rStyle w:val="FootnoteReference"/>
+          <w:vertAlign w:val="superscript"/>
+          <w:vanish/>
+          <w:specVanish/>
+        </w:rPr>
         <w:footnoteReference w:id="10"/>
-        <w:t>]</w:t>
       </w:r>
       <w:r>
         <w:rPr>
@@ -770,93 +781,107 @@
           <w:rStyle w:val="FootnoteReference"/>
           <w:vertAlign w:val="superscript"/>
         </w:rPr>
-        <w:t>[</w:t>
-        <w:footnoteReference w:id="8"/>
-        <w:t>]</w:t>
-      </w:r>
-      <w:r>
-        <w:rPr>
-          <w:rFonts w:hint="eastAsia" w:ascii="仿宋" w:hAnsi="仿宋" w:eastAsia="仿宋"/>
-          <w:sz w:val="32"/>
-          <w:szCs w:val="32"/>
-        </w:rPr>
-        <w:t xml:space="preserve">’工程搞得不错，这次想专门看看，听听。”</w:t>
-      </w:r>
-    </w:p>
-    <w:p>
-      <w:pPr>
-        <w:keepNext w:val="0"/>
-        <w:keepLines w:val="0"/>
-        <w:pageBreakBefore w:val="0"/>
-        <w:widowControl w:val="0"/>
-        <w:kinsoku/>
-        <w:wordWrap/>
-        <w:overflowPunct/>
-        <w:topLinePunct w:val="0"/>
-        <w:autoSpaceDE/>
-        <w:autoSpaceDN/>
-        <w:bidi w:val="0"/>
-        <w:adjustRightInd/>
-        <w:snapToGrid/>
-        <w:spacing w:line="580" w:lineRule="exact"/>
-        <w:ind w:firstLine="646"/>
-        <w:textAlignment w:val="auto"/>
-        <w:rPr>
-          <w:rFonts w:hint="eastAsia" w:ascii="仿宋" w:hAnsi="仿宋" w:eastAsia="仿宋"/>
-          <w:sz w:val="32"/>
-          <w:szCs w:val="32"/>
-        </w:rPr>
-      </w:pPr>
-      <w:r>
-        <w:rPr>
-          <w:rFonts w:hint="eastAsia" w:ascii="仿宋" w:hAnsi="仿宋" w:eastAsia="仿宋"/>
-          <w:sz w:val="32"/>
-          <w:szCs w:val="32"/>
-        </w:rPr>
-        <w:t>潘复生：“</w:t>
-      </w:r>
-      <w:r>
-        <w:rPr>
-          <w:rFonts w:hint="eastAsia" w:ascii="仿宋" w:hAnsi="仿宋" w:eastAsia="仿宋"/>
-          <w:sz w:val="32"/>
-          <w:szCs w:val="32"/>
-          <w:lang w:val="en-US" w:eastAsia="zh-CN"/>
-        </w:rPr>
-        <w:t>三</w:t>
-      </w:r>
-      <w:r>
-        <w:rPr>
-          <w:rFonts w:hint="eastAsia" w:ascii="仿宋" w:hAnsi="仿宋" w:eastAsia="仿宋"/>
-          <w:sz w:val="32"/>
-          <w:szCs w:val="32"/>
-        </w:rPr>
-        <w:t>年来，我们发动全省干部群众，在</w:t>
-      </w:r>
-      <w:r>
-        <w:rPr>
-          <w:rFonts w:hint="eastAsia" w:ascii="仿宋" w:hAnsi="仿宋" w:eastAsia="仿宋"/>
-          <w:sz w:val="32"/>
-          <w:szCs w:val="32"/>
-          <w:lang w:val="en-US" w:eastAsia="zh-CN"/>
-        </w:rPr>
-        <w:t>一九四九</w:t>
-      </w:r>
-      <w:r>
-        <w:rPr>
-          <w:rFonts w:hint="eastAsia" w:ascii="仿宋" w:hAnsi="仿宋" w:eastAsia="仿宋"/>
-          <w:sz w:val="32"/>
-          <w:szCs w:val="32"/>
-        </w:rPr>
-        <w:t>年冬完成了土改任务后，又大张旗鼓地开展了镇压反革命和恢复工农业生产运动。同时，集中力量完成了‘引黄济卫’，也就是人民胜利渠</w:t>
+        <w:t>[6]</w:t>
       </w:r>
       <w:r>
         <w:rPr>
           <w:rStyle w:val="FootnoteReference"/>
           <w:vertAlign w:val="superscript"/>
-        </w:rPr>
-        <w:t>[</w:t>
+          <w:vanish/>
+          <w:specVanish/>
+        </w:rPr>
+        <w:footnoteReference w:id="8"/>
+      </w:r>
+      <w:r>
+        <w:rPr>
+          <w:rFonts w:hint="eastAsia" w:ascii="仿宋" w:hAnsi="仿宋" w:eastAsia="仿宋"/>
+          <w:sz w:val="32"/>
+          <w:szCs w:val="32"/>
+        </w:rPr>
+        <w:t xml:space="preserve">’工程搞得不错，这次想专门看看，听听。”</w:t>
+      </w:r>
+    </w:p>
+    <w:p>
+      <w:pPr>
+        <w:keepNext w:val="0"/>
+        <w:keepLines w:val="0"/>
+        <w:pageBreakBefore w:val="0"/>
+        <w:widowControl w:val="0"/>
+        <w:kinsoku/>
+        <w:wordWrap/>
+        <w:overflowPunct/>
+        <w:topLinePunct w:val="0"/>
+        <w:autoSpaceDE/>
+        <w:autoSpaceDN/>
+        <w:bidi w:val="0"/>
+        <w:adjustRightInd/>
+        <w:snapToGrid/>
+        <w:spacing w:line="580" w:lineRule="exact"/>
+        <w:ind w:firstLine="646"/>
+        <w:textAlignment w:val="auto"/>
+        <w:rPr>
+          <w:rFonts w:hint="eastAsia" w:ascii="仿宋" w:hAnsi="仿宋" w:eastAsia="仿宋"/>
+          <w:sz w:val="32"/>
+          <w:szCs w:val="32"/>
+        </w:rPr>
+      </w:pPr>
+      <w:r>
+        <w:rPr>
+          <w:rFonts w:hint="eastAsia" w:ascii="仿宋" w:hAnsi="仿宋" w:eastAsia="仿宋"/>
+          <w:sz w:val="32"/>
+          <w:szCs w:val="32"/>
+        </w:rPr>
+        <w:t>潘复生：“</w:t>
+      </w:r>
+      <w:r>
+        <w:rPr>
+          <w:rFonts w:hint="eastAsia" w:ascii="仿宋" w:hAnsi="仿宋" w:eastAsia="仿宋"/>
+          <w:sz w:val="32"/>
+          <w:szCs w:val="32"/>
+          <w:lang w:val="en-US" w:eastAsia="zh-CN"/>
+        </w:rPr>
+        <w:t>三</w:t>
+      </w:r>
+      <w:r>
+        <w:rPr>
+          <w:rFonts w:hint="eastAsia" w:ascii="仿宋" w:hAnsi="仿宋" w:eastAsia="仿宋"/>
+          <w:sz w:val="32"/>
+          <w:szCs w:val="32"/>
+        </w:rPr>
+        <w:t>年来，我们发动全省干部群众，在</w:t>
+      </w:r>
+      <w:r>
+        <w:rPr>
+          <w:rFonts w:hint="eastAsia" w:ascii="仿宋" w:hAnsi="仿宋" w:eastAsia="仿宋"/>
+          <w:sz w:val="32"/>
+          <w:szCs w:val="32"/>
+          <w:lang w:val="en-US" w:eastAsia="zh-CN"/>
+        </w:rPr>
+        <w:t>一九四九</w:t>
+      </w:r>
+      <w:r>
+        <w:rPr>
+          <w:rFonts w:hint="eastAsia" w:ascii="仿宋" w:hAnsi="仿宋" w:eastAsia="仿宋"/>
+          <w:sz w:val="32"/>
+          <w:szCs w:val="32"/>
+        </w:rPr>
+        <w:t>年冬完成了土改任务后，又大张旗鼓地开展了镇压反革命和恢复工农业生产运动。同时，集中力量完成了‘引黄济卫’，也就是人民胜利渠</w:t>
+      </w:r>
+      <w:r>
+        <w:rPr>
+          <w:rStyle w:val="FootnoteReference"/>
+          <w:vertAlign w:val="superscript"/>
+        </w:rPr>
+        <w:t>[7]</w:t>
+      </w:r>
+      <w:r>
+        <w:rPr>
+          <w:rStyle w:val="FootnoteReference"/>
+          <w:vertAlign w:val="superscript"/>
+          <w:vanish/>
+          <w:specVanish/>
+        </w:rPr>
         <w:footnoteReference w:id="7"/>
-        <w:t>]</w:t>
       </w:r>
       <w:r>
         <w:rPr>
@@ -1279,9 +1304,16 @@
           <w:rStyle w:val="FootnoteReference"/>
           <w:vertAlign w:val="superscript"/>
         </w:rPr>
-        <w:t>[</w:t>
+        <w:t>[8]</w:t>
+      </w:r>
+      <w:r>
+        <w:rPr>
+          <w:rStyle w:val="FootnoteReference"/>
+          <w:vertAlign w:val="superscript"/>
+          <w:vanish/>
+          <w:specVanish/>
+        </w:rPr>
         <w:footnoteReference w:id="9"/>
-        <w:t>]</w:t>
       </w:r>
       <w:r>
         <w:rPr>
@@ -2265,26 +2297,40 @@
           <w:rStyle w:val="FootnoteReference"/>
           <w:vertAlign w:val="superscript"/>
         </w:rPr>
-        <w:t>[</w:t>
-        <w:footnoteReference w:id="11"/>
-        <w:t>]</w:t>
-      </w:r>
-      <w:r>
-        <w:rPr>
-          <w:rFonts w:hint="eastAsia" w:ascii="仿宋" w:hAnsi="仿宋" w:eastAsia="仿宋"/>
-          <w:sz w:val="32"/>
-          <w:szCs w:val="32"/>
-        </w:rPr>
-        <w:t>，以及司马懿如何与诸葛亮</w:t>
+        <w:t>[9]</w:t>
       </w:r>
       <w:r>
         <w:rPr>
           <w:rStyle w:val="FootnoteReference"/>
           <w:vertAlign w:val="superscript"/>
-        </w:rPr>
-        <w:t>[</w:t>
+          <w:vanish/>
+          <w:specVanish/>
+        </w:rPr>
+        <w:footnoteReference w:id="11"/>
+      </w:r>
+      <w:r>
+        <w:rPr>
+          <w:rFonts w:hint="eastAsia" w:ascii="仿宋" w:hAnsi="仿宋" w:eastAsia="仿宋"/>
+          <w:sz w:val="32"/>
+          <w:szCs w:val="32"/>
+        </w:rPr>
+        <w:t>，以及司马懿如何与诸葛亮</w:t>
+      </w:r>
+      <w:r>
+        <w:rPr>
+          <w:rStyle w:val="FootnoteReference"/>
+          <w:vertAlign w:val="superscript"/>
+        </w:rPr>
+        <w:t>[10]</w:t>
+      </w:r>
+      <w:r>
+        <w:rPr>
+          <w:rStyle w:val="FootnoteReference"/>
+          <w:vertAlign w:val="superscript"/>
+          <w:vanish/>
+          <w:specVanish/>
+        </w:rPr>
         <w:footnoteReference w:id="12"/>
-        <w:t>]</w:t>
       </w:r>
       <w:r>
         <w:rPr>
@@ -5476,33 +5522,19 @@
       </w:pPr>
       <w:r>
         <w:rPr>
+          <w:rStyle w:val="FootnoteReference"/>
+        </w:rPr>
+        <w:t>[2]</w:t>
+      </w:r>
+      <w:r>
+        <w:rPr>
           <w:rFonts w:hint="eastAsia" w:asciiTheme="minorEastAsia" w:hAnsiTheme="minorEastAsia" w:cstheme="minorBidi"/>
           <w:kern w:val="2"/>
           <w:sz w:val="21"/>
           <w:szCs w:val="21"/>
           <w:lang w:val="en-US" w:eastAsia="zh-CN" w:bidi="ar-SA"/>
         </w:rPr>
-        <w:t>[</w:t>
-      </w:r>
-      <w:r>
-        <w:rPr>
-          <w:rFonts w:hint="eastAsia" w:asciiTheme="minorEastAsia" w:hAnsiTheme="minorEastAsia" w:cstheme="minorBidi"/>
-          <w:kern w:val="2"/>
-          <w:sz w:val="21"/>
-          <w:szCs w:val="21"/>
-          <w:lang w:val="en-US" w:eastAsia="zh-CN" w:bidi="ar-SA"/>
-        </w:rPr>
-        <w:footnoteRef/>
-      </w:r>
-      <w:r>
-        <w:rPr>
-          <w:rFonts w:hint="eastAsia" w:asciiTheme="minorEastAsia" w:hAnsiTheme="minorEastAsia" w:cstheme="minorBidi"/>
-          <w:kern w:val="2"/>
-          <w:sz w:val="21"/>
-          <w:szCs w:val="21"/>
-          <w:lang w:val="en-US" w:eastAsia="zh-CN" w:bidi="ar-SA"/>
-        </w:rPr>
-        <w:t>]关于本文的真实性及时间还存在争议，《毛泽东年谱》中并未记载。本文是根据东方直心同志编著的《毛泽东大传》（2021年终极版）第六卷，第2136页记载内容编辑而成。标题为编者所加。</w:t>
+        <w:t>关于本文的真实性及时间还存在争议，《毛泽东年谱》中并未记载。本文是根据东方直心同志编著的《毛泽东大传》（2021年终极版）第六卷，第2136页记载内容编辑而成。标题为编者所加。</w:t>
       </w:r>
     </w:p>
   </w:footnote>
@@ -5519,15 +5551,25 @@
       </w:pPr>
       <w:r>
         <w:rPr>
+          <w:rStyle w:val="FootnoteReference"/>
+        </w:rPr>
+        <w:t>[1]</w:t>
+      </w:r>
+      <w:r>
+        <w:rPr>
           <w:rFonts w:asciiTheme="minorEastAsia" w:hAnsiTheme="minorEastAsia" w:eastAsiaTheme="minorEastAsia" w:cstheme="minorBidi"/>
           <w:kern w:val="2"/>
           <w:sz w:val="21"/>
           <w:szCs w:val="21"/>
           <w:lang w:val="en-US" w:eastAsia="zh-CN" w:bidi="ar-SA"/>
         </w:rPr>
-        <w:footnoteRef/>
-      </w:r>
-      <w:r>
+        <w:t xml:space="preserve">平原省，1949年8月在原冀鲁豫解放区基础上成立的省份，省会新乡市，辖豫北、鲁西地区。因系为剿匪治黄而设，恢复元气后于1952年11月撤销，大部并入河南省。</w:t>
+      </w:r>
+    </w:p>
+  </w:footnote>
+  <w:footnote w:id="5">
+    <w:p>
+      <w:pPr>
         <w:rPr>
           <w:rFonts w:asciiTheme="minorEastAsia" w:hAnsiTheme="minorEastAsia" w:eastAsiaTheme="minorEastAsia" w:cstheme="minorBidi"/>
           <w:kern w:val="2"/>
@@ -5535,13 +5577,14 @@
           <w:szCs w:val="21"/>
           <w:lang w:val="en-US" w:eastAsia="zh-CN" w:bidi="ar-SA"/>
         </w:rPr>
-        <w:t xml:space="preserve">平原省，1949年8月在原冀鲁豫解放区基础上成立的省份，省会新乡市，辖豫北、鲁西地区。因系为剿匪治黄而设，恢复元气后于1952年11月撤销，大部并入河南省。</w:t>
-      </w:r>
-    </w:p>
-  </w:footnote>
-  <w:footnote w:id="5">
-    <w:p>
-      <w:pPr>
+      </w:pPr>
+      <w:r>
+        <w:rPr>
+          <w:rStyle w:val="FootnoteReference"/>
+        </w:rPr>
+        <w:t>[3]</w:t>
+      </w:r>
+      <w:r>
         <w:rPr>
           <w:rFonts w:asciiTheme="minorEastAsia" w:hAnsiTheme="minorEastAsia" w:eastAsiaTheme="minorEastAsia" w:cstheme="minorBidi"/>
           <w:kern w:val="2"/>
@@ -5549,8 +5592,13 @@
           <w:szCs w:val="21"/>
           <w:lang w:val="en-US" w:eastAsia="zh-CN" w:bidi="ar-SA"/>
         </w:rPr>
-      </w:pPr>
-      <w:r>
+        <w:t xml:space="preserve">潘复生（1908—1980），山东文登人。时任中共平原省委书记。</w:t>
+      </w:r>
+    </w:p>
+  </w:footnote>
+  <w:footnote w:id="6">
+    <w:p>
+      <w:pPr>
         <w:rPr>
           <w:rFonts w:asciiTheme="minorEastAsia" w:hAnsiTheme="minorEastAsia" w:eastAsiaTheme="minorEastAsia" w:cstheme="minorBidi"/>
           <w:kern w:val="2"/>
@@ -5558,7 +5606,12 @@
           <w:szCs w:val="21"/>
           <w:lang w:val="en-US" w:eastAsia="zh-CN" w:bidi="ar-SA"/>
         </w:rPr>
-        <w:footnoteRef/>
+      </w:pPr>
+      <w:r>
+        <w:rPr>
+          <w:rStyle w:val="FootnoteReference"/>
+        </w:rPr>
+        <w:t>[4]</w:t>
       </w:r>
       <w:r>
         <w:rPr>
@@ -5568,11 +5621,11 @@
           <w:szCs w:val="21"/>
           <w:lang w:val="en-US" w:eastAsia="zh-CN" w:bidi="ar-SA"/>
         </w:rPr>
-        <w:t xml:space="preserve">潘复生（1908—1980），山东文登人。时任中共平原省委书记。</w:t>
+        <w:t xml:space="preserve">晁哲甫（1894—1970），山东清丰（今属河南）人。时任平原省人民政府主席。</w:t>
       </w:r>
     </w:p>
   </w:footnote>
-  <w:footnote w:id="6">
+  <w:footnote w:id="7">
     <w:p>
       <w:pPr>
         <w:rPr>
@@ -5585,15 +5638,25 @@
       </w:pPr>
       <w:r>
         <w:rPr>
+          <w:rStyle w:val="FootnoteReference"/>
+        </w:rPr>
+        <w:t>[7]</w:t>
+      </w:r>
+      <w:r>
+        <w:rPr>
           <w:rFonts w:asciiTheme="minorEastAsia" w:hAnsiTheme="minorEastAsia" w:eastAsiaTheme="minorEastAsia" w:cstheme="minorBidi"/>
           <w:kern w:val="2"/>
           <w:sz w:val="21"/>
           <w:szCs w:val="21"/>
           <w:lang w:val="en-US" w:eastAsia="zh-CN" w:bidi="ar-SA"/>
         </w:rPr>
-        <w:footnoteRef/>
-      </w:r>
-      <w:r>
+        <w:t xml:space="preserve">人民胜利渠，即“引黄济卫”工程，1951年3月动工，1952年3月建成。渠首位于黄河北岸武陟县，总干渠长25.7公里，引黄河水灌溉农田并补给卫河，是新中国在黄河下游兴建的第一个大型引黄灌溉工程。</w:t>
+      </w:r>
+    </w:p>
+  </w:footnote>
+  <w:footnote w:id="8">
+    <w:p>
+      <w:pPr>
         <w:rPr>
           <w:rFonts w:asciiTheme="minorEastAsia" w:hAnsiTheme="minorEastAsia" w:eastAsiaTheme="minorEastAsia" w:cstheme="minorBidi"/>
           <w:kern w:val="2"/>
@@ -5601,13 +5664,14 @@
           <w:szCs w:val="21"/>
           <w:lang w:val="en-US" w:eastAsia="zh-CN" w:bidi="ar-SA"/>
         </w:rPr>
-        <w:t xml:space="preserve">晁哲甫（1894—1970），山东清丰（今属河南）人。时任平原省人民政府主席。</w:t>
-      </w:r>
-    </w:p>
-  </w:footnote>
-  <w:footnote w:id="7">
-    <w:p>
-      <w:pPr>
+      </w:pPr>
+      <w:r>
+        <w:rPr>
+          <w:rStyle w:val="FootnoteReference"/>
+        </w:rPr>
+        <w:t>[6]</w:t>
+      </w:r>
+      <w:r>
         <w:rPr>
           <w:rFonts w:asciiTheme="minorEastAsia" w:hAnsiTheme="minorEastAsia" w:eastAsiaTheme="minorEastAsia" w:cstheme="minorBidi"/>
           <w:kern w:val="2"/>
@@ -5615,8 +5679,13 @@
           <w:szCs w:val="21"/>
           <w:lang w:val="en-US" w:eastAsia="zh-CN" w:bidi="ar-SA"/>
         </w:rPr>
-      </w:pPr>
-      <w:r>
+        <w:t xml:space="preserve">引黄济卫，即人民胜利渠水利工程。引黄河水补给卫河，兼具灌溉和航运双重功能。</w:t>
+      </w:r>
+    </w:p>
+  </w:footnote>
+  <w:footnote w:id="9">
+    <w:p>
+      <w:pPr>
         <w:rPr>
           <w:rFonts w:asciiTheme="minorEastAsia" w:hAnsiTheme="minorEastAsia" w:eastAsiaTheme="minorEastAsia" w:cstheme="minorBidi"/>
           <w:kern w:val="2"/>
@@ -5624,7 +5693,12 @@
           <w:szCs w:val="21"/>
           <w:lang w:val="en-US" w:eastAsia="zh-CN" w:bidi="ar-SA"/>
         </w:rPr>
-        <w:footnoteRef/>
+      </w:pPr>
+      <w:r>
+        <w:rPr>
+          <w:rStyle w:val="FootnoteReference"/>
+        </w:rPr>
+        <w:t>[8]</w:t>
       </w:r>
       <w:r>
         <w:rPr>
@@ -5634,11 +5708,11 @@
           <w:szCs w:val="21"/>
           <w:lang w:val="en-US" w:eastAsia="zh-CN" w:bidi="ar-SA"/>
         </w:rPr>
-        <w:t xml:space="preserve">人民胜利渠，即“引黄济卫”工程，1951年3月动工，1952年3月建成。渠首位于黄河北岸武陟县，总干渠长25.7公里，引黄河水灌溉农田并补给卫河，是新中国在黄河下游兴建的第一个大型引黄灌溉工程。</w:t>
+        <w:t xml:space="preserve">卫河，发源于山西，流经豫北和冀南，在天津附近汇入海河。是华北平原重要河流之一。</w:t>
       </w:r>
     </w:p>
   </w:footnote>
-  <w:footnote w:id="8">
+  <w:footnote w:id="10">
     <w:p>
       <w:pPr>
         <w:rPr>
@@ -5651,15 +5725,25 @@
       </w:pPr>
       <w:r>
         <w:rPr>
+          <w:rStyle w:val="FootnoteReference"/>
+        </w:rPr>
+        <w:t>[5]</w:t>
+      </w:r>
+      <w:r>
+        <w:rPr>
           <w:rFonts w:asciiTheme="minorEastAsia" w:hAnsiTheme="minorEastAsia" w:eastAsiaTheme="minorEastAsia" w:cstheme="minorBidi"/>
           <w:kern w:val="2"/>
           <w:sz w:val="21"/>
           <w:szCs w:val="21"/>
           <w:lang w:val="en-US" w:eastAsia="zh-CN" w:bidi="ar-SA"/>
         </w:rPr>
-        <w:footnoteRef/>
-      </w:r>
-      <w:r>
+        <w:t xml:space="preserve">邙山，位于郑州以北黄河南岸，东西绵延百余公里。是黄土高原与华北平原的交接地带，黄河流经此进入下游平原。</w:t>
+      </w:r>
+    </w:p>
+  </w:footnote>
+  <w:footnote w:id="11">
+    <w:p>
+      <w:pPr>
         <w:rPr>
           <w:rFonts w:asciiTheme="minorEastAsia" w:hAnsiTheme="minorEastAsia" w:eastAsiaTheme="minorEastAsia" w:cstheme="minorBidi"/>
           <w:kern w:val="2"/>
@@ -5667,13 +5751,14 @@
           <w:szCs w:val="21"/>
           <w:lang w:val="en-US" w:eastAsia="zh-CN" w:bidi="ar-SA"/>
         </w:rPr>
-        <w:t xml:space="preserve">引黄济卫，即人民胜利渠水利工程。引黄河水补给卫河，兼具灌溉和航运双重功能。</w:t>
-      </w:r>
-    </w:p>
-  </w:footnote>
-  <w:footnote w:id="9">
-    <w:p>
-      <w:pPr>
+      </w:pPr>
+      <w:r>
+        <w:rPr>
+          <w:rStyle w:val="FootnoteReference"/>
+        </w:rPr>
+        <w:t>[9]</w:t>
+      </w:r>
+      <w:r>
         <w:rPr>
           <w:rFonts w:asciiTheme="minorEastAsia" w:hAnsiTheme="minorEastAsia" w:eastAsiaTheme="minorEastAsia" w:cstheme="minorBidi"/>
           <w:kern w:val="2"/>
@@ -5681,8 +5766,13 @@
           <w:szCs w:val="21"/>
           <w:lang w:val="en-US" w:eastAsia="zh-CN" w:bidi="ar-SA"/>
         </w:rPr>
-      </w:pPr>
-      <w:r>
+        <w:t xml:space="preserve">司马懿（179—251），字仲达，河内温县（今河南温县）人，三国时期魏国政治家、军事家。其孙司马炎建立西晋。</w:t>
+      </w:r>
+    </w:p>
+  </w:footnote>
+  <w:footnote w:id="12">
+    <w:p>
+      <w:pPr>
         <w:rPr>
           <w:rFonts w:asciiTheme="minorEastAsia" w:hAnsiTheme="minorEastAsia" w:eastAsiaTheme="minorEastAsia" w:cstheme="minorBidi"/>
           <w:kern w:val="2"/>
@@ -5690,106 +5780,12 @@
           <w:szCs w:val="21"/>
           <w:lang w:val="en-US" w:eastAsia="zh-CN" w:bidi="ar-SA"/>
         </w:rPr>
-        <w:footnoteRef/>
-      </w:r>
-      <w:r>
-        <w:rPr>
-          <w:rFonts w:asciiTheme="minorEastAsia" w:hAnsiTheme="minorEastAsia" w:eastAsiaTheme="minorEastAsia" w:cstheme="minorBidi"/>
-          <w:kern w:val="2"/>
-          <w:sz w:val="21"/>
-          <w:szCs w:val="21"/>
-          <w:lang w:val="en-US" w:eastAsia="zh-CN" w:bidi="ar-SA"/>
-        </w:rPr>
-        <w:t xml:space="preserve">卫河，发源于山西，流经豫北和冀南，在天津附近汇入海河。是华北平原重要河流之一。</w:t>
-      </w:r>
-    </w:p>
-  </w:footnote>
-  <w:footnote w:id="10">
-    <w:p>
-      <w:pPr>
-        <w:rPr>
-          <w:rFonts w:asciiTheme="minorEastAsia" w:hAnsiTheme="minorEastAsia" w:eastAsiaTheme="minorEastAsia" w:cstheme="minorBidi"/>
-          <w:kern w:val="2"/>
-          <w:sz w:val="21"/>
-          <w:szCs w:val="21"/>
-          <w:lang w:val="en-US" w:eastAsia="zh-CN" w:bidi="ar-SA"/>
-        </w:rPr>
-      </w:pPr>
-      <w:r>
-        <w:rPr>
-          <w:rFonts w:asciiTheme="minorEastAsia" w:hAnsiTheme="minorEastAsia" w:eastAsiaTheme="minorEastAsia" w:cstheme="minorBidi"/>
-          <w:kern w:val="2"/>
-          <w:sz w:val="21"/>
-          <w:szCs w:val="21"/>
-          <w:lang w:val="en-US" w:eastAsia="zh-CN" w:bidi="ar-SA"/>
-        </w:rPr>
-        <w:footnoteRef/>
-      </w:r>
-      <w:r>
-        <w:rPr>
-          <w:rFonts w:asciiTheme="minorEastAsia" w:hAnsiTheme="minorEastAsia" w:eastAsiaTheme="minorEastAsia" w:cstheme="minorBidi"/>
-          <w:kern w:val="2"/>
-          <w:sz w:val="21"/>
-          <w:szCs w:val="21"/>
-          <w:lang w:val="en-US" w:eastAsia="zh-CN" w:bidi="ar-SA"/>
-        </w:rPr>
-        <w:t xml:space="preserve">邙山，位于郑州以北黄河南岸，东西绵延百余公里。是黄土高原与华北平原的交接地带，黄河流经此进入下游平原。</w:t>
-      </w:r>
-    </w:p>
-  </w:footnote>
-  <w:footnote w:id="11">
-    <w:p>
-      <w:pPr>
-        <w:rPr>
-          <w:rFonts w:asciiTheme="minorEastAsia" w:hAnsiTheme="minorEastAsia" w:eastAsiaTheme="minorEastAsia" w:cstheme="minorBidi"/>
-          <w:kern w:val="2"/>
-          <w:sz w:val="21"/>
-          <w:szCs w:val="21"/>
-          <w:lang w:val="en-US" w:eastAsia="zh-CN" w:bidi="ar-SA"/>
-        </w:rPr>
-      </w:pPr>
-      <w:r>
-        <w:rPr>
-          <w:rFonts w:asciiTheme="minorEastAsia" w:hAnsiTheme="minorEastAsia" w:eastAsiaTheme="minorEastAsia" w:cstheme="minorBidi"/>
-          <w:kern w:val="2"/>
-          <w:sz w:val="21"/>
-          <w:szCs w:val="21"/>
-          <w:lang w:val="en-US" w:eastAsia="zh-CN" w:bidi="ar-SA"/>
-        </w:rPr>
-        <w:footnoteRef/>
-      </w:r>
-      <w:r>
-        <w:rPr>
-          <w:rFonts w:asciiTheme="minorEastAsia" w:hAnsiTheme="minorEastAsia" w:eastAsiaTheme="minorEastAsia" w:cstheme="minorBidi"/>
-          <w:kern w:val="2"/>
-          <w:sz w:val="21"/>
-          <w:szCs w:val="21"/>
-          <w:lang w:val="en-US" w:eastAsia="zh-CN" w:bidi="ar-SA"/>
-        </w:rPr>
-        <w:t xml:space="preserve">司马懿（179—251），字仲达，河内温县（今河南温县）人，三国时期魏国政治家、军事家。其孙司马炎建立西晋。</w:t>
-      </w:r>
-    </w:p>
-  </w:footnote>
-  <w:footnote w:id="12">
-    <w:p>
-      <w:pPr>
-        <w:rPr>
-          <w:rFonts w:asciiTheme="minorEastAsia" w:hAnsiTheme="minorEastAsia" w:eastAsiaTheme="minorEastAsia" w:cstheme="minorBidi"/>
-          <w:kern w:val="2"/>
-          <w:sz w:val="21"/>
-          <w:szCs w:val="21"/>
-          <w:lang w:val="en-US" w:eastAsia="zh-CN" w:bidi="ar-SA"/>
-        </w:rPr>
-      </w:pPr>
-      <w:r>
-        <w:rPr>
-          <w:rFonts w:asciiTheme="minorEastAsia" w:hAnsiTheme="minorEastAsia" w:eastAsiaTheme="minorEastAsia" w:cstheme="minorBidi"/>
-          <w:kern w:val="2"/>
-          <w:sz w:val="21"/>
-          <w:szCs w:val="21"/>
-          <w:lang w:val="en-US" w:eastAsia="zh-CN" w:bidi="ar-SA"/>
-        </w:rPr>
-        <w:footnoteRef/>
+      </w:pPr>
+      <w:r>
+        <w:rPr>
+          <w:rStyle w:val="FootnoteReference"/>
+        </w:rPr>
+        <w:t>[10]</w:t>
       </w:r>
       <w:r>
         <w:rPr>
